--- a/deliverable-docs/API Endpoint Design.docx
+++ b/deliverable-docs/API Endpoint Design.docx
@@ -280,31 +280,31 @@
       <w:tr>
         <w:tc>
           <w:tcPr>
-            <w:tcW w:w="2880" w:type="dxa"/>
-          </w:tcPr>
-          <w:p>
-            <w:r>
-              <w:t>404 Not Found</w:t>
-            </w:r>
-          </w:p>
-        </w:tc>
-        <w:tc>
-          <w:tcPr>
-            <w:tcW w:w="2880" w:type="dxa"/>
-          </w:tcPr>
-          <w:p>
-            <w:r>
-              <w:t>Resource missing</w:t>
-            </w:r>
-          </w:p>
-        </w:tc>
-        <w:tc>
-          <w:tcPr>
-            <w:tcW w:w="2880" w:type="dxa"/>
-          </w:tcPr>
-          <w:p>
-            <w:r>
-              <w:t>ID does not exist in this service's DB</w:t>
+            <w:tcW w:type="dxa" w:w="2880"/>
+          </w:tcPr>
+          <w:p>
+            <w:r>
+              <w:t>403 Forbidden</w:t>
+            </w:r>
+          </w:p>
+        </w:tc>
+        <w:tc>
+          <w:tcPr>
+            <w:tcW w:type="dxa" w:w="2880"/>
+          </w:tcPr>
+          <w:p>
+            <w:r>
+              <w:t>Insufficient role</w:t>
+            </w:r>
+          </w:p>
+        </w:tc>
+        <w:tc>
+          <w:tcPr>
+            <w:tcW w:type="dxa" w:w="2880"/>
+          </w:tcPr>
+          <w:p>
+            <w:r>
+              <w:t>Authenticated user lacks the required role for this endpoint</w:t>
             </w:r>
           </w:p>
         </w:tc>
@@ -316,7 +316,7 @@
           </w:tcPr>
           <w:p>
             <w:r>
-              <w:t>409 Conflict</w:t>
+              <w:t>404 Not Found</w:t>
             </w:r>
           </w:p>
         </w:tc>
@@ -326,7 +326,7 @@
           </w:tcPr>
           <w:p>
             <w:r>
-              <w:t>Duplicate resource</w:t>
+              <w:t>Resource missing</w:t>
             </w:r>
           </w:p>
         </w:tc>
@@ -336,7 +336,7 @@
           </w:tcPr>
           <w:p>
             <w:r>
-              <w:t>Unique constraint violation (e.g. duplicate email)</w:t>
+              <w:t>ID does not exist in this service's DB</w:t>
             </w:r>
           </w:p>
         </w:tc>
@@ -348,7 +348,7 @@
           </w:tcPr>
           <w:p>
             <w:r>
-              <w:t>502 Bad Gateway</w:t>
+              <w:t>409 Conflict</w:t>
             </w:r>
           </w:p>
         </w:tc>
@@ -358,7 +358,7 @@
           </w:tcPr>
           <w:p>
             <w:r>
-              <w:t>Upstream failure</w:t>
+              <w:t>Duplicate resource</w:t>
             </w:r>
           </w:p>
         </w:tc>
@@ -368,7 +368,7 @@
           </w:tcPr>
           <w:p>
             <w:r>
-              <w:t>A cross-service REST call failed</w:t>
+              <w:t>Unique constraint violation (e.g. duplicate email)</w:t>
             </w:r>
           </w:p>
         </w:tc>
@@ -380,6 +380,38 @@
           </w:tcPr>
           <w:p>
             <w:r>
+              <w:t>502 Bad Gateway</w:t>
+            </w:r>
+          </w:p>
+        </w:tc>
+        <w:tc>
+          <w:tcPr>
+            <w:tcW w:w="2880" w:type="dxa"/>
+          </w:tcPr>
+          <w:p>
+            <w:r>
+              <w:t>Upstream failure</w:t>
+            </w:r>
+          </w:p>
+        </w:tc>
+        <w:tc>
+          <w:tcPr>
+            <w:tcW w:w="2880" w:type="dxa"/>
+          </w:tcPr>
+          <w:p>
+            <w:r>
+              <w:t>A cross-service REST call failed</w:t>
+            </w:r>
+          </w:p>
+        </w:tc>
+      </w:tr>
+      <w:tr>
+        <w:tc>
+          <w:tcPr>
+            <w:tcW w:w="2880" w:type="dxa"/>
+          </w:tcPr>
+          <w:p>
+            <w:r>
               <w:t>500 Internal Server Error</w:t>
             </w:r>
           </w:p>
@@ -401,6 +433,1024 @@
           <w:p>
             <w:r>
               <w:t>Unhandled exception</w:t>
+            </w:r>
+          </w:p>
+        </w:tc>
+      </w:tr>
+    </w:tbl>
+    <w:p>
+      <w:pPr>
+        <w:pStyle w:val="Heading2"/>
+      </w:pPr>
+      <w:r>
+        <w:t>1.3  Standard Error Response</w:t>
+      </w:r>
+    </w:p>
+    <w:p>
+      <w:r>
+        <w:t>All 4xx and 5xx responses return a JSON body in this format:</w:t>
+      </w:r>
+    </w:p>
+    <w:p>
+      <w:r>
+        <w:rPr>
+          <w:rFonts w:ascii="Courier New" w:hAnsi="Courier New"/>
+        </w:rPr>
+        <w:t>{ "error": "Human-readable description of the problem" }</w:t>
+      </w:r>
+    </w:p>
+    <w:p>
+      <w:r>
+        <w:t>For upstream service failures (502), an optional detail field is included:</w:t>
+      </w:r>
+    </w:p>
+    <w:p>
+      <w:r>
+        <w:rPr>
+          <w:rFonts w:ascii="Courier New" w:hAnsi="Courier New"/>
+        </w:rPr>
+        <w:t>{ "error": "Student Service unavailable",</w:t>
+        <w:br/>
+        <w:t xml:space="preserve">  "detail": "connect ECONNREFUSED 172.18.0.3:3001" }</w:t>
+      </w:r>
+    </w:p>
+    <w:p>
+      <w:r>
+        <w:t>Error Code Reference:</w:t>
+      </w:r>
+    </w:p>
+    <w:tbl>
+      <w:tblPr>
+        <w:tblStyle w:val="TableGrid"/>
+        <w:tblW w:type="auto" w:w="0"/>
+        <w:tblLook w:firstColumn="1" w:firstRow="1" w:lastColumn="0" w:lastRow="0" w:noHBand="0" w:noVBand="1" w:val="04A0"/>
+      </w:tblPr>
+      <w:tblGrid>
+        <w:gridCol w:w="2880"/>
+        <w:gridCol w:w="2880"/>
+        <w:gridCol w:w="2880"/>
+      </w:tblGrid>
+      <w:tr>
+        <w:tc>
+          <w:tcPr>
+            <w:tcW w:type="dxa" w:w="2880"/>
+          </w:tcPr>
+          <w:p>
+            <w:r>
+              <w:rPr>
+                <w:b/>
+              </w:rPr>
+              <w:t>HTTP Code</w:t>
+            </w:r>
+          </w:p>
+        </w:tc>
+        <w:tc>
+          <w:tcPr>
+            <w:tcW w:type="dxa" w:w="2880"/>
+          </w:tcPr>
+          <w:p>
+            <w:r>
+              <w:rPr>
+                <w:b/>
+              </w:rPr>
+              <w:t>Meaning</w:t>
+            </w:r>
+          </w:p>
+        </w:tc>
+        <w:tc>
+          <w:tcPr>
+            <w:tcW w:type="dxa" w:w="2880"/>
+          </w:tcPr>
+          <w:p>
+            <w:r>
+              <w:rPr>
+                <w:b/>
+              </w:rPr>
+              <w:t>Example error value</w:t>
+            </w:r>
+          </w:p>
+        </w:tc>
+      </w:tr>
+      <w:tr>
+        <w:tc>
+          <w:tcPr>
+            <w:tcW w:type="dxa" w:w="2880"/>
+          </w:tcPr>
+          <w:p>
+            <w:r>
+              <w:t>400 Bad Request</w:t>
+            </w:r>
+          </w:p>
+        </w:tc>
+        <w:tc>
+          <w:tcPr>
+            <w:tcW w:type="dxa" w:w="2880"/>
+          </w:tcPr>
+          <w:p>
+            <w:r>
+              <w:t>Validation failed / bad input</w:t>
+            </w:r>
+          </w:p>
+        </w:tc>
+        <w:tc>
+          <w:tcPr>
+            <w:tcW w:type="dxa" w:w="2880"/>
+          </w:tcPr>
+          <w:p>
+            <w:r>
+              <w:t>"name is required"</w:t>
+            </w:r>
+          </w:p>
+        </w:tc>
+      </w:tr>
+      <w:tr>
+        <w:tc>
+          <w:tcPr>
+            <w:tcW w:type="dxa" w:w="2880"/>
+          </w:tcPr>
+          <w:p>
+            <w:r>
+              <w:t>401 Unauthorized</w:t>
+            </w:r>
+          </w:p>
+        </w:tc>
+        <w:tc>
+          <w:tcPr>
+            <w:tcW w:type="dxa" w:w="2880"/>
+          </w:tcPr>
+          <w:p>
+            <w:r>
+              <w:t>Missing or invalid JWT token</w:t>
+            </w:r>
+          </w:p>
+        </w:tc>
+        <w:tc>
+          <w:tcPr>
+            <w:tcW w:type="dxa" w:w="2880"/>
+          </w:tcPr>
+          <w:p>
+            <w:r>
+              <w:t>"No token provided" / "Invalid token"</w:t>
+            </w:r>
+          </w:p>
+        </w:tc>
+      </w:tr>
+      <w:tr>
+        <w:tc>
+          <w:tcPr>
+            <w:tcW w:type="dxa" w:w="2880"/>
+          </w:tcPr>
+          <w:p>
+            <w:r>
+              <w:t>403 Forbidden</w:t>
+            </w:r>
+          </w:p>
+        </w:tc>
+        <w:tc>
+          <w:tcPr>
+            <w:tcW w:type="dxa" w:w="2880"/>
+          </w:tcPr>
+          <w:p>
+            <w:r>
+              <w:t>Authenticated but insufficient role</w:t>
+            </w:r>
+          </w:p>
+        </w:tc>
+        <w:tc>
+          <w:tcPr>
+            <w:tcW w:type="dxa" w:w="2880"/>
+          </w:tcPr>
+          <w:p>
+            <w:r>
+              <w:t>"Forbidden"</w:t>
+            </w:r>
+          </w:p>
+        </w:tc>
+      </w:tr>
+      <w:tr>
+        <w:tc>
+          <w:tcPr>
+            <w:tcW w:type="dxa" w:w="2880"/>
+          </w:tcPr>
+          <w:p>
+            <w:r>
+              <w:t>404 Not Found</w:t>
+            </w:r>
+          </w:p>
+        </w:tc>
+        <w:tc>
+          <w:tcPr>
+            <w:tcW w:type="dxa" w:w="2880"/>
+          </w:tcPr>
+          <w:p>
+            <w:r>
+              <w:t>Resource not found</w:t>
+            </w:r>
+          </w:p>
+        </w:tc>
+        <w:tc>
+          <w:tcPr>
+            <w:tcW w:type="dxa" w:w="2880"/>
+          </w:tcPr>
+          <w:p>
+            <w:r>
+              <w:t>"Student not found"</w:t>
+            </w:r>
+          </w:p>
+        </w:tc>
+      </w:tr>
+      <w:tr>
+        <w:tc>
+          <w:tcPr>
+            <w:tcW w:type="dxa" w:w="2880"/>
+          </w:tcPr>
+          <w:p>
+            <w:r>
+              <w:t>409 Conflict</w:t>
+            </w:r>
+          </w:p>
+        </w:tc>
+        <w:tc>
+          <w:tcPr>
+            <w:tcW w:type="dxa" w:w="2880"/>
+          </w:tcPr>
+          <w:p>
+            <w:r>
+              <w:t>Unique constraint violated</w:t>
+            </w:r>
+          </w:p>
+        </w:tc>
+        <w:tc>
+          <w:tcPr>
+            <w:tcW w:type="dxa" w:w="2880"/>
+          </w:tcPr>
+          <w:p>
+            <w:r>
+              <w:t>"Email or studentId already exists"</w:t>
+            </w:r>
+          </w:p>
+        </w:tc>
+      </w:tr>
+      <w:tr>
+        <w:tc>
+          <w:tcPr>
+            <w:tcW w:type="dxa" w:w="2880"/>
+          </w:tcPr>
+          <w:p>
+            <w:r>
+              <w:t>502 Bad Gateway</w:t>
+            </w:r>
+          </w:p>
+        </w:tc>
+        <w:tc>
+          <w:tcPr>
+            <w:tcW w:type="dxa" w:w="2880"/>
+          </w:tcPr>
+          <w:p>
+            <w:r>
+              <w:t>Upstream service unavailable</w:t>
+            </w:r>
+          </w:p>
+        </w:tc>
+        <w:tc>
+          <w:tcPr>
+            <w:tcW w:type="dxa" w:w="2880"/>
+          </w:tcPr>
+          <w:p>
+            <w:r>
+              <w:t>"Student Service unavailable"</w:t>
+            </w:r>
+          </w:p>
+        </w:tc>
+      </w:tr>
+      <w:tr>
+        <w:tc>
+          <w:tcPr>
+            <w:tcW w:type="dxa" w:w="2880"/>
+          </w:tcPr>
+          <w:p>
+            <w:r>
+              <w:t>500 Internal Server Error</w:t>
+            </w:r>
+          </w:p>
+        </w:tc>
+        <w:tc>
+          <w:tcPr>
+            <w:tcW w:type="dxa" w:w="2880"/>
+          </w:tcPr>
+          <w:p>
+            <w:r>
+              <w:t>Unexpected server error</w:t>
+            </w:r>
+          </w:p>
+        </w:tc>
+        <w:tc>
+          <w:tcPr>
+            <w:tcW w:type="dxa" w:w="2880"/>
+          </w:tcPr>
+          <w:p>
+            <w:r>
+              <w:t>"Internal server error"</w:t>
+            </w:r>
+          </w:p>
+        </w:tc>
+      </w:tr>
+    </w:tbl>
+    <w:p>
+      <w:pPr>
+        <w:pStyle w:val="Heading2"/>
+      </w:pPr>
+      <w:r>
+        <w:t>1.4  Role-Based Access Control</w:t>
+      </w:r>
+    </w:p>
+    <w:p>
+      <w:r>
+        <w:t>All authenticated endpoints enforce role-based access. The five roles defined in the Auth Service are:</w:t>
+      </w:r>
+    </w:p>
+    <w:tbl>
+      <w:tblPr>
+        <w:tblStyle w:val="TableGrid"/>
+        <w:tblW w:type="auto" w:w="0"/>
+        <w:tblLook w:firstColumn="1" w:firstRow="1" w:lastColumn="0" w:lastRow="0" w:noHBand="0" w:noVBand="1" w:val="04A0"/>
+      </w:tblPr>
+      <w:tblGrid>
+        <w:gridCol w:w="4320"/>
+        <w:gridCol w:w="4320"/>
+      </w:tblGrid>
+      <w:tr>
+        <w:tc>
+          <w:tcPr>
+            <w:tcW w:type="dxa" w:w="4320"/>
+          </w:tcPr>
+          <w:p>
+            <w:r>
+              <w:rPr>
+                <w:b/>
+              </w:rPr>
+              <w:t>Role</w:t>
+            </w:r>
+          </w:p>
+        </w:tc>
+        <w:tc>
+          <w:tcPr>
+            <w:tcW w:type="dxa" w:w="4320"/>
+          </w:tcPr>
+          <w:p>
+            <w:r>
+              <w:rPr>
+                <w:b/>
+              </w:rPr>
+              <w:t>Description</w:t>
+            </w:r>
+          </w:p>
+        </w:tc>
+      </w:tr>
+      <w:tr>
+        <w:tc>
+          <w:tcPr>
+            <w:tcW w:type="dxa" w:w="4320"/>
+          </w:tcPr>
+          <w:p>
+            <w:r>
+              <w:t>ADMIN</w:t>
+            </w:r>
+          </w:p>
+        </w:tc>
+        <w:tc>
+          <w:tcPr>
+            <w:tcW w:type="dxa" w:w="4320"/>
+          </w:tcPr>
+          <w:p>
+            <w:r>
+              <w:t>Full access — create users, manage all data, bulk import, assign specializations</w:t>
+            </w:r>
+          </w:p>
+        </w:tc>
+      </w:tr>
+      <w:tr>
+        <w:tc>
+          <w:tcPr>
+            <w:tcW w:type="dxa" w:w="4320"/>
+          </w:tcPr>
+          <w:p>
+            <w:r>
+              <w:t>EXAM_DIVISION</w:t>
+            </w:r>
+          </w:p>
+        </w:tc>
+        <w:tc>
+          <w:tcPr>
+            <w:tcW w:type="dxa" w:w="4320"/>
+          </w:tcPr>
+          <w:p>
+            <w:r>
+              <w:t>Manage exams, results, registration windows, approve/reject entries, upload results</w:t>
+            </w:r>
+          </w:p>
+        </w:tc>
+      </w:tr>
+      <w:tr>
+        <w:tc>
+          <w:tcPr>
+            <w:tcW w:type="dxa" w:w="4320"/>
+          </w:tcPr>
+          <w:p>
+            <w:r>
+              <w:t>HOD</w:t>
+            </w:r>
+          </w:p>
+        </w:tc>
+        <w:tc>
+          <w:tcPr>
+            <w:tcW w:type="dxa" w:w="4320"/>
+          </w:tcPr>
+          <w:p>
+            <w:r>
+              <w:t>Approve or reject exam entries; read-only access to all student, exam, and result data</w:t>
+            </w:r>
+          </w:p>
+        </w:tc>
+      </w:tr>
+      <w:tr>
+        <w:tc>
+          <w:tcPr>
+            <w:tcW w:type="dxa" w:w="4320"/>
+          </w:tcPr>
+          <w:p>
+            <w:r>
+              <w:t>LECTURER</w:t>
+            </w:r>
+          </w:p>
+        </w:tc>
+        <w:tc>
+          <w:tcPr>
+            <w:tcW w:type="dxa" w:w="4320"/>
+          </w:tcPr>
+          <w:p>
+            <w:r>
+              <w:t>Approve or reject exam entries; read-only access to results</w:t>
+            </w:r>
+          </w:p>
+        </w:tc>
+      </w:tr>
+      <w:tr>
+        <w:tc>
+          <w:tcPr>
+            <w:tcW w:type="dxa" w:w="4320"/>
+          </w:tcPr>
+          <w:p>
+            <w:r>
+              <w:t>STUDENT</w:t>
+            </w:r>
+          </w:p>
+        </w:tc>
+        <w:tc>
+          <w:tcPr>
+            <w:tcW w:type="dxa" w:w="4320"/>
+          </w:tcPr>
+          <w:p>
+            <w:r>
+              <w:t>View own enrolment and results; apply for specialization; upload own photo</w:t>
+            </w:r>
+          </w:p>
+        </w:tc>
+      </w:tr>
+    </w:tbl>
+    <w:p>
+      <w:r>
+        <w:t>The table below lists the permitted roles for each write/management endpoint. All GET endpoints are readable by every authenticated role unless stated otherwise.</w:t>
+      </w:r>
+    </w:p>
+    <w:tbl>
+      <w:tblPr>
+        <w:tblStyle w:val="TableGrid"/>
+        <w:tblW w:type="auto" w:w="0"/>
+        <w:tblLook w:firstColumn="1" w:firstRow="1" w:lastColumn="0" w:lastRow="0" w:noHBand="0" w:noVBand="1" w:val="04A0"/>
+      </w:tblPr>
+      <w:tblGrid>
+        <w:gridCol w:w="2880"/>
+        <w:gridCol w:w="2880"/>
+        <w:gridCol w:w="2880"/>
+      </w:tblGrid>
+      <w:tr>
+        <w:tc>
+          <w:tcPr>
+            <w:tcW w:type="dxa" w:w="2880"/>
+          </w:tcPr>
+          <w:p>
+            <w:r>
+              <w:rPr>
+                <w:b/>
+              </w:rPr>
+              <w:t>Endpoint</w:t>
+            </w:r>
+          </w:p>
+        </w:tc>
+        <w:tc>
+          <w:tcPr>
+            <w:tcW w:type="dxa" w:w="2880"/>
+          </w:tcPr>
+          <w:p>
+            <w:r>
+              <w:rPr>
+                <w:b/>
+              </w:rPr>
+              <w:t>Allowed Roles</w:t>
+            </w:r>
+          </w:p>
+        </w:tc>
+        <w:tc>
+          <w:tcPr>
+            <w:tcW w:type="dxa" w:w="2880"/>
+          </w:tcPr>
+          <w:p>
+            <w:r>
+              <w:rPr>
+                <w:b/>
+              </w:rPr>
+              <w:t>Notes</w:t>
+            </w:r>
+          </w:p>
+        </w:tc>
+      </w:tr>
+      <w:tr>
+        <w:tc>
+          <w:tcPr>
+            <w:tcW w:type="dxa" w:w="2880"/>
+          </w:tcPr>
+          <w:p>
+            <w:r>
+              <w:t>POST /api/students</w:t>
+            </w:r>
+          </w:p>
+        </w:tc>
+        <w:tc>
+          <w:tcPr>
+            <w:tcW w:type="dxa" w:w="2880"/>
+          </w:tcPr>
+          <w:p>
+            <w:r>
+              <w:t>ADMIN, EXAM_DIVISION</w:t>
+            </w:r>
+          </w:p>
+        </w:tc>
+        <w:tc>
+          <w:tcPr>
+            <w:tcW w:type="dxa" w:w="2880"/>
+          </w:tcPr>
+          <w:p>
+            <w:r>
+              <w:t>Create student account</w:t>
+            </w:r>
+          </w:p>
+        </w:tc>
+      </w:tr>
+      <w:tr>
+        <w:tc>
+          <w:tcPr>
+            <w:tcW w:type="dxa" w:w="2880"/>
+          </w:tcPr>
+          <w:p>
+            <w:r>
+              <w:t>POST /api/students/bulk</w:t>
+            </w:r>
+          </w:p>
+        </w:tc>
+        <w:tc>
+          <w:tcPr>
+            <w:tcW w:type="dxa" w:w="2880"/>
+          </w:tcPr>
+          <w:p>
+            <w:r>
+              <w:t>ADMIN, EXAM_DIVISION</w:t>
+            </w:r>
+          </w:p>
+        </w:tc>
+        <w:tc>
+          <w:tcPr>
+            <w:tcW w:type="dxa" w:w="2880"/>
+          </w:tcPr>
+          <w:p>
+            <w:r>
+              <w:t>Bulk CSV import</w:t>
+            </w:r>
+          </w:p>
+        </w:tc>
+      </w:tr>
+      <w:tr>
+        <w:tc>
+          <w:tcPr>
+            <w:tcW w:type="dxa" w:w="2880"/>
+          </w:tcPr>
+          <w:p>
+            <w:r>
+              <w:t>PATCH /api/students/:id</w:t>
+            </w:r>
+          </w:p>
+        </w:tc>
+        <w:tc>
+          <w:tcPr>
+            <w:tcW w:type="dxa" w:w="2880"/>
+          </w:tcPr>
+          <w:p>
+            <w:r>
+              <w:t>ADMIN, EXAM_DIVISION (full); STUDENT (own, limited fields)</w:t>
+            </w:r>
+          </w:p>
+        </w:tc>
+        <w:tc>
+          <w:tcPr>
+            <w:tcW w:type="dxa" w:w="2880"/>
+          </w:tcPr>
+          <w:p>
+            <w:r>
+              <w:t>Cannot change studentId, email, nic, permanentDistrict</w:t>
+            </w:r>
+          </w:p>
+        </w:tc>
+      </w:tr>
+      <w:tr>
+        <w:tc>
+          <w:tcPr>
+            <w:tcW w:type="dxa" w:w="2880"/>
+          </w:tcPr>
+          <w:p>
+            <w:r>
+              <w:t>POST /api/students/:id/photo</w:t>
+            </w:r>
+          </w:p>
+        </w:tc>
+        <w:tc>
+          <w:tcPr>
+            <w:tcW w:type="dxa" w:w="2880"/>
+          </w:tcPr>
+          <w:p>
+            <w:r>
+              <w:t>ADMIN, EXAM_DIVISION</w:t>
+            </w:r>
+          </w:p>
+        </w:tc>
+        <w:tc>
+          <w:tcPr>
+            <w:tcW w:type="dxa" w:w="2880"/>
+          </w:tcPr>
+          <w:p>
+            <w:r>
+              <w:t>Profile photo upload</w:t>
+            </w:r>
+          </w:p>
+        </w:tc>
+      </w:tr>
+      <w:tr>
+        <w:tc>
+          <w:tcPr>
+            <w:tcW w:type="dxa" w:w="2880"/>
+          </w:tcPr>
+          <w:p>
+            <w:r>
+              <w:t>POST /api/students/:id/year-registration</w:t>
+            </w:r>
+          </w:p>
+        </w:tc>
+        <w:tc>
+          <w:tcPr>
+            <w:tcW w:type="dxa" w:w="2880"/>
+          </w:tcPr>
+          <w:p>
+            <w:r>
+              <w:t>ADMIN, EXAM_DIVISION</w:t>
+            </w:r>
+          </w:p>
+        </w:tc>
+        <w:tc>
+          <w:tcPr>
+            <w:tcW w:type="dxa" w:w="2880"/>
+          </w:tcPr>
+          <w:p>
+            <w:r>
+              <w:t>Academic year enrolment</w:t>
+            </w:r>
+          </w:p>
+        </w:tc>
+      </w:tr>
+      <w:tr>
+        <w:tc>
+          <w:tcPr>
+            <w:tcW w:type="dxa" w:w="2880"/>
+          </w:tcPr>
+          <w:p>
+            <w:r>
+              <w:t>POST /api/exams</w:t>
+            </w:r>
+          </w:p>
+        </w:tc>
+        <w:tc>
+          <w:tcPr>
+            <w:tcW w:type="dxa" w:w="2880"/>
+          </w:tcPr>
+          <w:p>
+            <w:r>
+              <w:t>ADMIN, EXAM_DIVISION</w:t>
+            </w:r>
+          </w:p>
+        </w:tc>
+        <w:tc>
+          <w:tcPr>
+            <w:tcW w:type="dxa" w:w="2880"/>
+          </w:tcPr>
+          <w:p>
+            <w:r>
+              <w:t>Create exam</w:t>
+            </w:r>
+          </w:p>
+        </w:tc>
+      </w:tr>
+      <w:tr>
+        <w:tc>
+          <w:tcPr>
+            <w:tcW w:type="dxa" w:w="2880"/>
+          </w:tcPr>
+          <w:p>
+            <w:r>
+              <w:t>PATCH /api/exams/:id/schedule</w:t>
+            </w:r>
+          </w:p>
+        </w:tc>
+        <w:tc>
+          <w:tcPr>
+            <w:tcW w:type="dxa" w:w="2880"/>
+          </w:tcPr>
+          <w:p>
+            <w:r>
+              <w:t>ADMIN, EXAM_DIVISION</w:t>
+            </w:r>
+          </w:p>
+        </w:tc>
+        <w:tc>
+          <w:tcPr>
+            <w:tcW w:type="dxa" w:w="2880"/>
+          </w:tcPr>
+          <w:p>
+            <w:r>
+              <w:t>Set registration window dates</w:t>
+            </w:r>
+          </w:p>
+        </w:tc>
+      </w:tr>
+      <w:tr>
+        <w:tc>
+          <w:tcPr>
+            <w:tcW w:type="dxa" w:w="2880"/>
+          </w:tcPr>
+          <w:p>
+            <w:r>
+              <w:t>PATCH /api/exams/:id/toggle</w:t>
+            </w:r>
+          </w:p>
+        </w:tc>
+        <w:tc>
+          <w:tcPr>
+            <w:tcW w:type="dxa" w:w="2880"/>
+          </w:tcPr>
+          <w:p>
+            <w:r>
+              <w:t>ADMIN, EXAM_DIVISION</w:t>
+            </w:r>
+          </w:p>
+        </w:tc>
+        <w:tc>
+          <w:tcPr>
+            <w:tcW w:type="dxa" w:w="2880"/>
+          </w:tcPr>
+          <w:p>
+            <w:r>
+              <w:t>Open or close exam registration</w:t>
+            </w:r>
+          </w:p>
+        </w:tc>
+      </w:tr>
+      <w:tr>
+        <w:tc>
+          <w:tcPr>
+            <w:tcW w:type="dxa" w:w="2880"/>
+          </w:tcPr>
+          <w:p>
+            <w:r>
+              <w:t>PATCH /api/exams/:id/entries/:entryId</w:t>
+            </w:r>
+          </w:p>
+        </w:tc>
+        <w:tc>
+          <w:tcPr>
+            <w:tcW w:type="dxa" w:w="2880"/>
+          </w:tcPr>
+          <w:p>
+            <w:r>
+              <w:t>ADMIN, EXAM_DIVISION, HOD, LECTURER</w:t>
+            </w:r>
+          </w:p>
+        </w:tc>
+        <w:tc>
+          <w:tcPr>
+            <w:tcW w:type="dxa" w:w="2880"/>
+          </w:tcPr>
+          <w:p>
+            <w:r>
+              <w:t>Approve or reject an exam entry</w:t>
+            </w:r>
+          </w:p>
+        </w:tc>
+      </w:tr>
+      <w:tr>
+        <w:tc>
+          <w:tcPr>
+            <w:tcW w:type="dxa" w:w="2880"/>
+          </w:tcPr>
+          <w:p>
+            <w:r>
+              <w:t>POST /api/results</w:t>
+            </w:r>
+          </w:p>
+        </w:tc>
+        <w:tc>
+          <w:tcPr>
+            <w:tcW w:type="dxa" w:w="2880"/>
+          </w:tcPr>
+          <w:p>
+            <w:r>
+              <w:t>ADMIN, EXAM_DIVISION</w:t>
+            </w:r>
+          </w:p>
+        </w:tc>
+        <w:tc>
+          <w:tcPr>
+            <w:tcW w:type="dxa" w:w="2880"/>
+          </w:tcPr>
+          <w:p>
+            <w:r>
+              <w:t>Upload subject result</w:t>
+            </w:r>
+          </w:p>
+        </w:tc>
+      </w:tr>
+      <w:tr>
+        <w:tc>
+          <w:tcPr>
+            <w:tcW w:type="dxa" w:w="2880"/>
+          </w:tcPr>
+          <w:p>
+            <w:r>
+              <w:t>POST /api/results/bulk</w:t>
+            </w:r>
+          </w:p>
+        </w:tc>
+        <w:tc>
+          <w:tcPr>
+            <w:tcW w:type="dxa" w:w="2880"/>
+          </w:tcPr>
+          <w:p>
+            <w:r>
+              <w:t>ADMIN, EXAM_DIVISION</w:t>
+            </w:r>
+          </w:p>
+        </w:tc>
+        <w:tc>
+          <w:tcPr>
+            <w:tcW w:type="dxa" w:w="2880"/>
+          </w:tcPr>
+          <w:p>
+            <w:r>
+              <w:t>Bulk CSV result import</w:t>
+            </w:r>
+          </w:p>
+        </w:tc>
+      </w:tr>
+      <w:tr>
+        <w:tc>
+          <w:tcPr>
+            <w:tcW w:type="dxa" w:w="2880"/>
+          </w:tcPr>
+          <w:p>
+            <w:r>
+              <w:t>PATCH /api/results/gpa/:id/finalize</w:t>
+            </w:r>
+          </w:p>
+        </w:tc>
+        <w:tc>
+          <w:tcPr>
+            <w:tcW w:type="dxa" w:w="2880"/>
+          </w:tcPr>
+          <w:p>
+            <w:r>
+              <w:t>ADMIN, EXAM_DIVISION</w:t>
+            </w:r>
+          </w:p>
+        </w:tc>
+        <w:tc>
+          <w:tcPr>
+            <w:tcW w:type="dxa" w:w="2880"/>
+          </w:tcPr>
+          <w:p>
+            <w:r>
+              <w:t>Finalise year GPA record</w:t>
+            </w:r>
+          </w:p>
+        </w:tc>
+      </w:tr>
+      <w:tr>
+        <w:tc>
+          <w:tcPr>
+            <w:tcW w:type="dxa" w:w="2880"/>
+          </w:tcPr>
+          <w:p>
+            <w:r>
+              <w:t>PATCH /api/specializations/:id/assign</w:t>
+            </w:r>
+          </w:p>
+        </w:tc>
+        <w:tc>
+          <w:tcPr>
+            <w:tcW w:type="dxa" w:w="2880"/>
+          </w:tcPr>
+          <w:p>
+            <w:r>
+              <w:t>ADMIN, EXAM_DIVISION</w:t>
+            </w:r>
+          </w:p>
+        </w:tc>
+        <w:tc>
+          <w:tcPr>
+            <w:tcW w:type="dxa" w:w="2880"/>
+          </w:tcPr>
+          <w:p>
+            <w:r>
+              <w:t>Assign specialization to student</w:t>
+            </w:r>
+          </w:p>
+        </w:tc>
+      </w:tr>
+      <w:tr>
+        <w:tc>
+          <w:tcPr>
+            <w:tcW w:type="dxa" w:w="2880"/>
+          </w:tcPr>
+          <w:p>
+            <w:r>
+              <w:t>GET /api/notifications</w:t>
+            </w:r>
+          </w:p>
+        </w:tc>
+        <w:tc>
+          <w:tcPr>
+            <w:tcW w:type="dxa" w:w="2880"/>
+          </w:tcPr>
+          <w:p>
+            <w:r>
+              <w:t>ADMIN, EXAM_DIVISION, HOD, LECTURER</w:t>
+            </w:r>
+          </w:p>
+        </w:tc>
+        <w:tc>
+          <w:tcPr>
+            <w:tcW w:type="dxa" w:w="2880"/>
+          </w:tcPr>
+          <w:p>
+            <w:r>
+              <w:t>View Kafka event audit log</w:t>
+            </w:r>
+          </w:p>
+        </w:tc>
+      </w:tr>
+      <w:tr>
+        <w:tc>
+          <w:tcPr>
+            <w:tcW w:type="dxa" w:w="2880"/>
+          </w:tcPr>
+          <w:p>
+            <w:r>
+              <w:t>All GET endpoints</w:t>
+            </w:r>
+          </w:p>
+        </w:tc>
+        <w:tc>
+          <w:tcPr>
+            <w:tcW w:type="dxa" w:w="2880"/>
+          </w:tcPr>
+          <w:p>
+            <w:r>
+              <w:t>All authenticated roles</w:t>
+            </w:r>
+          </w:p>
+        </w:tc>
+        <w:tc>
+          <w:tcPr>
+            <w:tcW w:type="dxa" w:w="2880"/>
+          </w:tcPr>
+          <w:p>
+            <w:r>
+              <w:t>Read access for every authenticated user</w:t>
             </w:r>
           </w:p>
         </w:tc>

--- a/deliverable-docs/API Endpoint Design.docx
+++ b/deliverable-docs/API Endpoint Design.docx
@@ -280,7 +280,7 @@
       <w:tr>
         <w:tc>
           <w:tcPr>
-            <w:tcW w:type="dxa" w:w="2880"/>
+            <w:tcW w:w="2880" w:type="dxa"/>
           </w:tcPr>
           <w:p>
             <w:r>
@@ -290,7 +290,7 @@
         </w:tc>
         <w:tc>
           <w:tcPr>
-            <w:tcW w:type="dxa" w:w="2880"/>
+            <w:tcW w:w="2880" w:type="dxa"/>
           </w:tcPr>
           <w:p>
             <w:r>
@@ -300,7 +300,7 @@
         </w:tc>
         <w:tc>
           <w:tcPr>
-            <w:tcW w:type="dxa" w:w="2880"/>
+            <w:tcW w:w="2880" w:type="dxa"/>
           </w:tcPr>
           <w:p>
             <w:r>
@@ -443,6 +443,7 @@
         <w:pStyle w:val="Heading2"/>
       </w:pPr>
       <w:r>
+        <w:lastRenderedPageBreak/>
         <w:t>1.3  Standard Error Response</w:t>
       </w:r>
     </w:p>
@@ -470,6 +471,11 @@
           <w:rFonts w:ascii="Courier New" w:hAnsi="Courier New"/>
         </w:rPr>
         <w:t>{ "error": "Student Service unavailable",</w:t>
+      </w:r>
+      <w:r>
+        <w:rPr>
+          <w:rFonts w:ascii="Courier New" w:hAnsi="Courier New"/>
+        </w:rPr>
         <w:br/>
         <w:t xml:space="preserve">  "detail": "connect ECONNREFUSED 172.18.0.3:3001" }</w:t>
       </w:r>
@@ -482,8 +488,8 @@
     <w:tbl>
       <w:tblPr>
         <w:tblStyle w:val="TableGrid"/>
-        <w:tblW w:type="auto" w:w="0"/>
-        <w:tblLook w:firstColumn="1" w:firstRow="1" w:lastColumn="0" w:lastRow="0" w:noHBand="0" w:noVBand="1" w:val="04A0"/>
+        <w:tblW w:w="0" w:type="auto"/>
+        <w:tblLook w:val="04A0" w:firstRow="1" w:lastRow="0" w:firstColumn="1" w:lastColumn="0" w:noHBand="0" w:noVBand="1"/>
       </w:tblPr>
       <w:tblGrid>
         <w:gridCol w:w="2880"/>
@@ -493,7 +499,7 @@
       <w:tr>
         <w:tc>
           <w:tcPr>
-            <w:tcW w:type="dxa" w:w="2880"/>
+            <w:tcW w:w="2880" w:type="dxa"/>
           </w:tcPr>
           <w:p>
             <w:r>
@@ -506,7 +512,7 @@
         </w:tc>
         <w:tc>
           <w:tcPr>
-            <w:tcW w:type="dxa" w:w="2880"/>
+            <w:tcW w:w="2880" w:type="dxa"/>
           </w:tcPr>
           <w:p>
             <w:r>
@@ -519,7 +525,7 @@
         </w:tc>
         <w:tc>
           <w:tcPr>
-            <w:tcW w:type="dxa" w:w="2880"/>
+            <w:tcW w:w="2880" w:type="dxa"/>
           </w:tcPr>
           <w:p>
             <w:r>
@@ -534,7 +540,7 @@
       <w:tr>
         <w:tc>
           <w:tcPr>
-            <w:tcW w:type="dxa" w:w="2880"/>
+            <w:tcW w:w="2880" w:type="dxa"/>
           </w:tcPr>
           <w:p>
             <w:r>
@@ -544,7 +550,7 @@
         </w:tc>
         <w:tc>
           <w:tcPr>
-            <w:tcW w:type="dxa" w:w="2880"/>
+            <w:tcW w:w="2880" w:type="dxa"/>
           </w:tcPr>
           <w:p>
             <w:r>
@@ -554,7 +560,7 @@
         </w:tc>
         <w:tc>
           <w:tcPr>
-            <w:tcW w:type="dxa" w:w="2880"/>
+            <w:tcW w:w="2880" w:type="dxa"/>
           </w:tcPr>
           <w:p>
             <w:r>
@@ -566,7 +572,7 @@
       <w:tr>
         <w:tc>
           <w:tcPr>
-            <w:tcW w:type="dxa" w:w="2880"/>
+            <w:tcW w:w="2880" w:type="dxa"/>
           </w:tcPr>
           <w:p>
             <w:r>
@@ -576,7 +582,7 @@
         </w:tc>
         <w:tc>
           <w:tcPr>
-            <w:tcW w:type="dxa" w:w="2880"/>
+            <w:tcW w:w="2880" w:type="dxa"/>
           </w:tcPr>
           <w:p>
             <w:r>
@@ -586,7 +592,7 @@
         </w:tc>
         <w:tc>
           <w:tcPr>
-            <w:tcW w:type="dxa" w:w="2880"/>
+            <w:tcW w:w="2880" w:type="dxa"/>
           </w:tcPr>
           <w:p>
             <w:r>
@@ -598,7 +604,7 @@
       <w:tr>
         <w:tc>
           <w:tcPr>
-            <w:tcW w:type="dxa" w:w="2880"/>
+            <w:tcW w:w="2880" w:type="dxa"/>
           </w:tcPr>
           <w:p>
             <w:r>
@@ -608,7 +614,7 @@
         </w:tc>
         <w:tc>
           <w:tcPr>
-            <w:tcW w:type="dxa" w:w="2880"/>
+            <w:tcW w:w="2880" w:type="dxa"/>
           </w:tcPr>
           <w:p>
             <w:r>
@@ -618,7 +624,7 @@
         </w:tc>
         <w:tc>
           <w:tcPr>
-            <w:tcW w:type="dxa" w:w="2880"/>
+            <w:tcW w:w="2880" w:type="dxa"/>
           </w:tcPr>
           <w:p>
             <w:r>
@@ -630,7 +636,7 @@
       <w:tr>
         <w:tc>
           <w:tcPr>
-            <w:tcW w:type="dxa" w:w="2880"/>
+            <w:tcW w:w="2880" w:type="dxa"/>
           </w:tcPr>
           <w:p>
             <w:r>
@@ -640,7 +646,7 @@
         </w:tc>
         <w:tc>
           <w:tcPr>
-            <w:tcW w:type="dxa" w:w="2880"/>
+            <w:tcW w:w="2880" w:type="dxa"/>
           </w:tcPr>
           <w:p>
             <w:r>
@@ -650,7 +656,7 @@
         </w:tc>
         <w:tc>
           <w:tcPr>
-            <w:tcW w:type="dxa" w:w="2880"/>
+            <w:tcW w:w="2880" w:type="dxa"/>
           </w:tcPr>
           <w:p>
             <w:r>
@@ -662,7 +668,7 @@
       <w:tr>
         <w:tc>
           <w:tcPr>
-            <w:tcW w:type="dxa" w:w="2880"/>
+            <w:tcW w:w="2880" w:type="dxa"/>
           </w:tcPr>
           <w:p>
             <w:r>
@@ -672,7 +678,7 @@
         </w:tc>
         <w:tc>
           <w:tcPr>
-            <w:tcW w:type="dxa" w:w="2880"/>
+            <w:tcW w:w="2880" w:type="dxa"/>
           </w:tcPr>
           <w:p>
             <w:r>
@@ -682,7 +688,7 @@
         </w:tc>
         <w:tc>
           <w:tcPr>
-            <w:tcW w:type="dxa" w:w="2880"/>
+            <w:tcW w:w="2880" w:type="dxa"/>
           </w:tcPr>
           <w:p>
             <w:r>
@@ -694,7 +700,7 @@
       <w:tr>
         <w:tc>
           <w:tcPr>
-            <w:tcW w:type="dxa" w:w="2880"/>
+            <w:tcW w:w="2880" w:type="dxa"/>
           </w:tcPr>
           <w:p>
             <w:r>
@@ -704,7 +710,7 @@
         </w:tc>
         <w:tc>
           <w:tcPr>
-            <w:tcW w:type="dxa" w:w="2880"/>
+            <w:tcW w:w="2880" w:type="dxa"/>
           </w:tcPr>
           <w:p>
             <w:r>
@@ -714,7 +720,7 @@
         </w:tc>
         <w:tc>
           <w:tcPr>
-            <w:tcW w:type="dxa" w:w="2880"/>
+            <w:tcW w:w="2880" w:type="dxa"/>
           </w:tcPr>
           <w:p>
             <w:r>
@@ -726,7 +732,7 @@
       <w:tr>
         <w:tc>
           <w:tcPr>
-            <w:tcW w:type="dxa" w:w="2880"/>
+            <w:tcW w:w="2880" w:type="dxa"/>
           </w:tcPr>
           <w:p>
             <w:r>
@@ -736,7 +742,7 @@
         </w:tc>
         <w:tc>
           <w:tcPr>
-            <w:tcW w:type="dxa" w:w="2880"/>
+            <w:tcW w:w="2880" w:type="dxa"/>
           </w:tcPr>
           <w:p>
             <w:r>
@@ -746,7 +752,7 @@
         </w:tc>
         <w:tc>
           <w:tcPr>
-            <w:tcW w:type="dxa" w:w="2880"/>
+            <w:tcW w:w="2880" w:type="dxa"/>
           </w:tcPr>
           <w:p>
             <w:r>
@@ -772,8 +778,8 @@
     <w:tbl>
       <w:tblPr>
         <w:tblStyle w:val="TableGrid"/>
-        <w:tblW w:type="auto" w:w="0"/>
-        <w:tblLook w:firstColumn="1" w:firstRow="1" w:lastColumn="0" w:lastRow="0" w:noHBand="0" w:noVBand="1" w:val="04A0"/>
+        <w:tblW w:w="0" w:type="auto"/>
+        <w:tblLook w:val="04A0" w:firstRow="1" w:lastRow="0" w:firstColumn="1" w:lastColumn="0" w:noHBand="0" w:noVBand="1"/>
       </w:tblPr>
       <w:tblGrid>
         <w:gridCol w:w="4320"/>
@@ -782,7 +788,7 @@
       <w:tr>
         <w:tc>
           <w:tcPr>
-            <w:tcW w:type="dxa" w:w="4320"/>
+            <w:tcW w:w="4320" w:type="dxa"/>
           </w:tcPr>
           <w:p>
             <w:r>
@@ -795,7 +801,7 @@
         </w:tc>
         <w:tc>
           <w:tcPr>
-            <w:tcW w:type="dxa" w:w="4320"/>
+            <w:tcW w:w="4320" w:type="dxa"/>
           </w:tcPr>
           <w:p>
             <w:r>
@@ -810,7 +816,7 @@
       <w:tr>
         <w:tc>
           <w:tcPr>
-            <w:tcW w:type="dxa" w:w="4320"/>
+            <w:tcW w:w="4320" w:type="dxa"/>
           </w:tcPr>
           <w:p>
             <w:r>
@@ -820,7 +826,7 @@
         </w:tc>
         <w:tc>
           <w:tcPr>
-            <w:tcW w:type="dxa" w:w="4320"/>
+            <w:tcW w:w="4320" w:type="dxa"/>
           </w:tcPr>
           <w:p>
             <w:r>
@@ -832,7 +838,7 @@
       <w:tr>
         <w:tc>
           <w:tcPr>
-            <w:tcW w:type="dxa" w:w="4320"/>
+            <w:tcW w:w="4320" w:type="dxa"/>
           </w:tcPr>
           <w:p>
             <w:r>
@@ -842,7 +848,7 @@
         </w:tc>
         <w:tc>
           <w:tcPr>
-            <w:tcW w:type="dxa" w:w="4320"/>
+            <w:tcW w:w="4320" w:type="dxa"/>
           </w:tcPr>
           <w:p>
             <w:r>
@@ -854,7 +860,7 @@
       <w:tr>
         <w:tc>
           <w:tcPr>
-            <w:tcW w:type="dxa" w:w="4320"/>
+            <w:tcW w:w="4320" w:type="dxa"/>
           </w:tcPr>
           <w:p>
             <w:r>
@@ -864,7 +870,7 @@
         </w:tc>
         <w:tc>
           <w:tcPr>
-            <w:tcW w:type="dxa" w:w="4320"/>
+            <w:tcW w:w="4320" w:type="dxa"/>
           </w:tcPr>
           <w:p>
             <w:r>
@@ -876,7 +882,7 @@
       <w:tr>
         <w:tc>
           <w:tcPr>
-            <w:tcW w:type="dxa" w:w="4320"/>
+            <w:tcW w:w="4320" w:type="dxa"/>
           </w:tcPr>
           <w:p>
             <w:r>
@@ -886,7 +892,7 @@
         </w:tc>
         <w:tc>
           <w:tcPr>
-            <w:tcW w:type="dxa" w:w="4320"/>
+            <w:tcW w:w="4320" w:type="dxa"/>
           </w:tcPr>
           <w:p>
             <w:r>
@@ -898,7 +904,7 @@
       <w:tr>
         <w:tc>
           <w:tcPr>
-            <w:tcW w:type="dxa" w:w="4320"/>
+            <w:tcW w:w="4320" w:type="dxa"/>
           </w:tcPr>
           <w:p>
             <w:r>
@@ -908,7 +914,7 @@
         </w:tc>
         <w:tc>
           <w:tcPr>
-            <w:tcW w:type="dxa" w:w="4320"/>
+            <w:tcW w:w="4320" w:type="dxa"/>
           </w:tcPr>
           <w:p>
             <w:r>
@@ -926,18 +932,18 @@
     <w:tbl>
       <w:tblPr>
         <w:tblStyle w:val="TableGrid"/>
-        <w:tblW w:type="auto" w:w="0"/>
-        <w:tblLook w:firstColumn="1" w:firstRow="1" w:lastColumn="0" w:lastRow="0" w:noHBand="0" w:noVBand="1" w:val="04A0"/>
+        <w:tblW w:w="0" w:type="auto"/>
+        <w:tblLook w:val="04A0" w:firstRow="1" w:lastRow="0" w:firstColumn="1" w:lastColumn="0" w:noHBand="0" w:noVBand="1"/>
       </w:tblPr>
       <w:tblGrid>
-        <w:gridCol w:w="2880"/>
-        <w:gridCol w:w="2880"/>
-        <w:gridCol w:w="2880"/>
+        <w:gridCol w:w="3303"/>
+        <w:gridCol w:w="2769"/>
+        <w:gridCol w:w="2784"/>
       </w:tblGrid>
       <w:tr>
         <w:tc>
           <w:tcPr>
-            <w:tcW w:type="dxa" w:w="2880"/>
+            <w:tcW w:w="2880" w:type="dxa"/>
           </w:tcPr>
           <w:p>
             <w:r>
@@ -950,7 +956,7 @@
         </w:tc>
         <w:tc>
           <w:tcPr>
-            <w:tcW w:type="dxa" w:w="2880"/>
+            <w:tcW w:w="2880" w:type="dxa"/>
           </w:tcPr>
           <w:p>
             <w:r>
@@ -963,7 +969,7 @@
         </w:tc>
         <w:tc>
           <w:tcPr>
-            <w:tcW w:type="dxa" w:w="2880"/>
+            <w:tcW w:w="2880" w:type="dxa"/>
           </w:tcPr>
           <w:p>
             <w:r>
@@ -978,7 +984,7 @@
       <w:tr>
         <w:tc>
           <w:tcPr>
-            <w:tcW w:type="dxa" w:w="2880"/>
+            <w:tcW w:w="2880" w:type="dxa"/>
           </w:tcPr>
           <w:p>
             <w:r>
@@ -988,7 +994,7 @@
         </w:tc>
         <w:tc>
           <w:tcPr>
-            <w:tcW w:type="dxa" w:w="2880"/>
+            <w:tcW w:w="2880" w:type="dxa"/>
           </w:tcPr>
           <w:p>
             <w:r>
@@ -998,7 +1004,7 @@
         </w:tc>
         <w:tc>
           <w:tcPr>
-            <w:tcW w:type="dxa" w:w="2880"/>
+            <w:tcW w:w="2880" w:type="dxa"/>
           </w:tcPr>
           <w:p>
             <w:r>
@@ -1010,7 +1016,7 @@
       <w:tr>
         <w:tc>
           <w:tcPr>
-            <w:tcW w:type="dxa" w:w="2880"/>
+            <w:tcW w:w="2880" w:type="dxa"/>
           </w:tcPr>
           <w:p>
             <w:r>
@@ -1020,7 +1026,7 @@
         </w:tc>
         <w:tc>
           <w:tcPr>
-            <w:tcW w:type="dxa" w:w="2880"/>
+            <w:tcW w:w="2880" w:type="dxa"/>
           </w:tcPr>
           <w:p>
             <w:r>
@@ -1030,7 +1036,7 @@
         </w:tc>
         <w:tc>
           <w:tcPr>
-            <w:tcW w:type="dxa" w:w="2880"/>
+            <w:tcW w:w="2880" w:type="dxa"/>
           </w:tcPr>
           <w:p>
             <w:r>
@@ -1042,7 +1048,7 @@
       <w:tr>
         <w:tc>
           <w:tcPr>
-            <w:tcW w:type="dxa" w:w="2880"/>
+            <w:tcW w:w="2880" w:type="dxa"/>
           </w:tcPr>
           <w:p>
             <w:r>
@@ -1052,21 +1058,30 @@
         </w:tc>
         <w:tc>
           <w:tcPr>
-            <w:tcW w:type="dxa" w:w="2880"/>
-          </w:tcPr>
-          <w:p>
-            <w:r>
-              <w:t>ADMIN, EXAM_DIVISION (full); STUDENT (own, limited fields)</w:t>
-            </w:r>
-          </w:p>
-        </w:tc>
-        <w:tc>
-          <w:tcPr>
-            <w:tcW w:type="dxa" w:w="2880"/>
-          </w:tcPr>
-          <w:p>
-            <w:r>
-              <w:t>Cannot change studentId, email, nic, permanentDistrict</w:t>
+            <w:tcW w:w="2880" w:type="dxa"/>
+          </w:tcPr>
+          <w:p>
+            <w:r>
+              <w:t xml:space="preserve">ADMIN, EXAM_DIVISION (full); STUDENT (own, </w:t>
+            </w:r>
+            <w:r>
+              <w:lastRenderedPageBreak/>
+              <w:t>limited fields)</w:t>
+            </w:r>
+          </w:p>
+        </w:tc>
+        <w:tc>
+          <w:tcPr>
+            <w:tcW w:w="2880" w:type="dxa"/>
+          </w:tcPr>
+          <w:p>
+            <w:r>
+              <w:lastRenderedPageBreak/>
+              <w:t xml:space="preserve">Cannot change studentId, email, nic, </w:t>
+            </w:r>
+            <w:r>
+              <w:lastRenderedPageBreak/>
+              <w:t>permanentDistrict</w:t>
             </w:r>
           </w:p>
         </w:tc>
@@ -1074,17 +1089,18 @@
       <w:tr>
         <w:tc>
           <w:tcPr>
-            <w:tcW w:type="dxa" w:w="2880"/>
-          </w:tcPr>
-          <w:p>
-            <w:r>
+            <w:tcW w:w="2880" w:type="dxa"/>
+          </w:tcPr>
+          <w:p>
+            <w:r>
+              <w:lastRenderedPageBreak/>
               <w:t>POST /api/students/:id/photo</w:t>
             </w:r>
           </w:p>
         </w:tc>
         <w:tc>
           <w:tcPr>
-            <w:tcW w:type="dxa" w:w="2880"/>
+            <w:tcW w:w="2880" w:type="dxa"/>
           </w:tcPr>
           <w:p>
             <w:r>
@@ -1094,7 +1110,7 @@
         </w:tc>
         <w:tc>
           <w:tcPr>
-            <w:tcW w:type="dxa" w:w="2880"/>
+            <w:tcW w:w="2880" w:type="dxa"/>
           </w:tcPr>
           <w:p>
             <w:r>
@@ -1106,7 +1122,7 @@
       <w:tr>
         <w:tc>
           <w:tcPr>
-            <w:tcW w:type="dxa" w:w="2880"/>
+            <w:tcW w:w="2880" w:type="dxa"/>
           </w:tcPr>
           <w:p>
             <w:r>
@@ -1116,7 +1132,7 @@
         </w:tc>
         <w:tc>
           <w:tcPr>
-            <w:tcW w:type="dxa" w:w="2880"/>
+            <w:tcW w:w="2880" w:type="dxa"/>
           </w:tcPr>
           <w:p>
             <w:r>
@@ -1126,7 +1142,7 @@
         </w:tc>
         <w:tc>
           <w:tcPr>
-            <w:tcW w:type="dxa" w:w="2880"/>
+            <w:tcW w:w="2880" w:type="dxa"/>
           </w:tcPr>
           <w:p>
             <w:r>
@@ -1138,7 +1154,7 @@
       <w:tr>
         <w:tc>
           <w:tcPr>
-            <w:tcW w:type="dxa" w:w="2880"/>
+            <w:tcW w:w="2880" w:type="dxa"/>
           </w:tcPr>
           <w:p>
             <w:r>
@@ -1148,7 +1164,7 @@
         </w:tc>
         <w:tc>
           <w:tcPr>
-            <w:tcW w:type="dxa" w:w="2880"/>
+            <w:tcW w:w="2880" w:type="dxa"/>
           </w:tcPr>
           <w:p>
             <w:r>
@@ -1158,7 +1174,7 @@
         </w:tc>
         <w:tc>
           <w:tcPr>
-            <w:tcW w:type="dxa" w:w="2880"/>
+            <w:tcW w:w="2880" w:type="dxa"/>
           </w:tcPr>
           <w:p>
             <w:r>
@@ -1170,7 +1186,7 @@
       <w:tr>
         <w:tc>
           <w:tcPr>
-            <w:tcW w:type="dxa" w:w="2880"/>
+            <w:tcW w:w="2880" w:type="dxa"/>
           </w:tcPr>
           <w:p>
             <w:r>
@@ -1180,7 +1196,7 @@
         </w:tc>
         <w:tc>
           <w:tcPr>
-            <w:tcW w:type="dxa" w:w="2880"/>
+            <w:tcW w:w="2880" w:type="dxa"/>
           </w:tcPr>
           <w:p>
             <w:r>
@@ -1190,7 +1206,7 @@
         </w:tc>
         <w:tc>
           <w:tcPr>
-            <w:tcW w:type="dxa" w:w="2880"/>
+            <w:tcW w:w="2880" w:type="dxa"/>
           </w:tcPr>
           <w:p>
             <w:r>
@@ -1202,7 +1218,7 @@
       <w:tr>
         <w:tc>
           <w:tcPr>
-            <w:tcW w:type="dxa" w:w="2880"/>
+            <w:tcW w:w="2880" w:type="dxa"/>
           </w:tcPr>
           <w:p>
             <w:r>
@@ -1212,7 +1228,7 @@
         </w:tc>
         <w:tc>
           <w:tcPr>
-            <w:tcW w:type="dxa" w:w="2880"/>
+            <w:tcW w:w="2880" w:type="dxa"/>
           </w:tcPr>
           <w:p>
             <w:r>
@@ -1222,7 +1238,7 @@
         </w:tc>
         <w:tc>
           <w:tcPr>
-            <w:tcW w:type="dxa" w:w="2880"/>
+            <w:tcW w:w="2880" w:type="dxa"/>
           </w:tcPr>
           <w:p>
             <w:r>
@@ -1234,7 +1250,7 @@
       <w:tr>
         <w:tc>
           <w:tcPr>
-            <w:tcW w:type="dxa" w:w="2880"/>
+            <w:tcW w:w="2880" w:type="dxa"/>
           </w:tcPr>
           <w:p>
             <w:r>
@@ -1244,7 +1260,7 @@
         </w:tc>
         <w:tc>
           <w:tcPr>
-            <w:tcW w:type="dxa" w:w="2880"/>
+            <w:tcW w:w="2880" w:type="dxa"/>
           </w:tcPr>
           <w:p>
             <w:r>
@@ -1254,7 +1270,7 @@
         </w:tc>
         <w:tc>
           <w:tcPr>
-            <w:tcW w:type="dxa" w:w="2880"/>
+            <w:tcW w:w="2880" w:type="dxa"/>
           </w:tcPr>
           <w:p>
             <w:r>
@@ -1266,7 +1282,7 @@
       <w:tr>
         <w:tc>
           <w:tcPr>
-            <w:tcW w:type="dxa" w:w="2880"/>
+            <w:tcW w:w="2880" w:type="dxa"/>
           </w:tcPr>
           <w:p>
             <w:r>
@@ -1276,7 +1292,7 @@
         </w:tc>
         <w:tc>
           <w:tcPr>
-            <w:tcW w:type="dxa" w:w="2880"/>
+            <w:tcW w:w="2880" w:type="dxa"/>
           </w:tcPr>
           <w:p>
             <w:r>
@@ -1286,7 +1302,7 @@
         </w:tc>
         <w:tc>
           <w:tcPr>
-            <w:tcW w:type="dxa" w:w="2880"/>
+            <w:tcW w:w="2880" w:type="dxa"/>
           </w:tcPr>
           <w:p>
             <w:r>
@@ -1298,7 +1314,7 @@
       <w:tr>
         <w:tc>
           <w:tcPr>
-            <w:tcW w:type="dxa" w:w="2880"/>
+            <w:tcW w:w="2880" w:type="dxa"/>
           </w:tcPr>
           <w:p>
             <w:r>
@@ -1308,7 +1324,7 @@
         </w:tc>
         <w:tc>
           <w:tcPr>
-            <w:tcW w:type="dxa" w:w="2880"/>
+            <w:tcW w:w="2880" w:type="dxa"/>
           </w:tcPr>
           <w:p>
             <w:r>
@@ -1318,7 +1334,7 @@
         </w:tc>
         <w:tc>
           <w:tcPr>
-            <w:tcW w:type="dxa" w:w="2880"/>
+            <w:tcW w:w="2880" w:type="dxa"/>
           </w:tcPr>
           <w:p>
             <w:r>
@@ -1330,7 +1346,7 @@
       <w:tr>
         <w:tc>
           <w:tcPr>
-            <w:tcW w:type="dxa" w:w="2880"/>
+            <w:tcW w:w="2880" w:type="dxa"/>
           </w:tcPr>
           <w:p>
             <w:r>
@@ -1340,7 +1356,7 @@
         </w:tc>
         <w:tc>
           <w:tcPr>
-            <w:tcW w:type="dxa" w:w="2880"/>
+            <w:tcW w:w="2880" w:type="dxa"/>
           </w:tcPr>
           <w:p>
             <w:r>
@@ -1350,7 +1366,7 @@
         </w:tc>
         <w:tc>
           <w:tcPr>
-            <w:tcW w:type="dxa" w:w="2880"/>
+            <w:tcW w:w="2880" w:type="dxa"/>
           </w:tcPr>
           <w:p>
             <w:r>
@@ -1362,7 +1378,7 @@
       <w:tr>
         <w:tc>
           <w:tcPr>
-            <w:tcW w:type="dxa" w:w="2880"/>
+            <w:tcW w:w="2880" w:type="dxa"/>
           </w:tcPr>
           <w:p>
             <w:r>
@@ -1372,7 +1388,7 @@
         </w:tc>
         <w:tc>
           <w:tcPr>
-            <w:tcW w:type="dxa" w:w="2880"/>
+            <w:tcW w:w="2880" w:type="dxa"/>
           </w:tcPr>
           <w:p>
             <w:r>
@@ -1382,7 +1398,7 @@
         </w:tc>
         <w:tc>
           <w:tcPr>
-            <w:tcW w:type="dxa" w:w="2880"/>
+            <w:tcW w:w="2880" w:type="dxa"/>
           </w:tcPr>
           <w:p>
             <w:r>
@@ -1394,7 +1410,7 @@
       <w:tr>
         <w:tc>
           <w:tcPr>
-            <w:tcW w:type="dxa" w:w="2880"/>
+            <w:tcW w:w="2880" w:type="dxa"/>
           </w:tcPr>
           <w:p>
             <w:r>
@@ -1404,7 +1420,7 @@
         </w:tc>
         <w:tc>
           <w:tcPr>
-            <w:tcW w:type="dxa" w:w="2880"/>
+            <w:tcW w:w="2880" w:type="dxa"/>
           </w:tcPr>
           <w:p>
             <w:r>
@@ -1414,7 +1430,7 @@
         </w:tc>
         <w:tc>
           <w:tcPr>
-            <w:tcW w:type="dxa" w:w="2880"/>
+            <w:tcW w:w="2880" w:type="dxa"/>
           </w:tcPr>
           <w:p>
             <w:r>
@@ -1426,7 +1442,7 @@
       <w:tr>
         <w:tc>
           <w:tcPr>
-            <w:tcW w:type="dxa" w:w="2880"/>
+            <w:tcW w:w="2880" w:type="dxa"/>
           </w:tcPr>
           <w:p>
             <w:r>
@@ -1436,7 +1452,7 @@
         </w:tc>
         <w:tc>
           <w:tcPr>
-            <w:tcW w:type="dxa" w:w="2880"/>
+            <w:tcW w:w="2880" w:type="dxa"/>
           </w:tcPr>
           <w:p>
             <w:r>
@@ -1446,7 +1462,7 @@
         </w:tc>
         <w:tc>
           <w:tcPr>
-            <w:tcW w:type="dxa" w:w="2880"/>
+            <w:tcW w:w="2880" w:type="dxa"/>
           </w:tcPr>
           <w:p>
             <w:r>
@@ -1463,7 +1479,6 @@
         <w:pStyle w:val="Heading1"/>
       </w:pPr>
       <w:r>
-        <w:lastRenderedPageBreak/>
         <w:t>2.  Auth Service  (port 3007 · auth_db)</w:t>
       </w:r>
     </w:p>
@@ -1715,11 +1730,16 @@
       </w:tr>
     </w:tbl>
     <w:p/>
+    <w:p/>
+    <w:p/>
+    <w:p/>
+    <w:p/>
     <w:p>
       <w:pPr>
         <w:pStyle w:val="Heading3"/>
       </w:pPr>
       <w:r>
+        <w:lastRenderedPageBreak/>
         <w:t>POST  /api/auth/register</w:t>
       </w:r>
     </w:p>
@@ -1969,7 +1989,6 @@
         <w:rPr>
           <w:i/>
         </w:rPr>
-        <w:lastRenderedPageBreak/>
         <w:t>Status codes: 200, 400, 401</w:t>
       </w:r>
     </w:p>
@@ -1981,12 +2000,18 @@
         <w:t>Note: Token is signed with JWT_SECRET. Payload contains { userId, role, iat, exp }.</w:t>
       </w:r>
     </w:p>
+    <w:p/>
+    <w:p/>
+    <w:p/>
+    <w:p/>
+    <w:p/>
     <w:p/>
     <w:p>
       <w:pPr>
         <w:pStyle w:val="Heading3"/>
       </w:pPr>
       <w:r>
+        <w:lastRenderedPageBreak/>
         <w:t>POST  /api/auth/refresh</w:t>
       </w:r>
     </w:p>
@@ -2071,13 +2096,26 @@
         <w:t>Status codes: 200</w:t>
       </w:r>
     </w:p>
-    <w:p/>
     <w:p>
       <w:pPr>
         <w:pStyle w:val="Heading1"/>
       </w:pPr>
       <w:r>
-        <w:t>3.  Student Service  (port 3001 · students_db)</w:t>
+        <w:t xml:space="preserve">3.  Student </w:t>
+      </w:r>
+      <w:r>
+        <w:t>Service (</w:t>
+      </w:r>
+      <w:r>
+        <w:t xml:space="preserve">port 3001 · </w:t>
+      </w:r>
+      <w:proofErr w:type="spellStart"/>
+      <w:r>
+        <w:t>students_db</w:t>
+      </w:r>
+      <w:proofErr w:type="spellEnd"/>
+      <w:r>
+        <w:t>)</w:t>
       </w:r>
     </w:p>
     <w:tbl>
@@ -2375,7 +2413,15 @@
         <w:pStyle w:val="Heading3"/>
       </w:pPr>
       <w:r>
-        <w:t>POST  /api/students</w:t>
+        <w:t>POST /</w:t>
+      </w:r>
+      <w:proofErr w:type="spellStart"/>
+      <w:r>
+        <w:t>api</w:t>
+      </w:r>
+      <w:proofErr w:type="spellEnd"/>
+      <w:r>
+        <w:t>/students</w:t>
       </w:r>
     </w:p>
     <w:p>
@@ -2455,7 +2501,6 @@
           <w:rFonts w:ascii="Courier New" w:hAnsi="Courier New"/>
           <w:sz w:val="18"/>
         </w:rPr>
-        <w:lastRenderedPageBreak/>
         <w:t>{</w:t>
       </w:r>
       <w:r>
@@ -2536,7 +2581,21 @@
         <w:rPr>
           <w:i/>
         </w:rPr>
-        <w:t>Note: Publishes student.created Kafka event on success (designed; not wired in prototype).</w:t>
+        <w:lastRenderedPageBreak/>
+        <w:t xml:space="preserve">Note: Publishes </w:t>
+      </w:r>
+      <w:r>
+        <w:rPr>
+          <w:b/>
+          <w:i/>
+        </w:rPr>
+        <w:t>student.created</w:t>
+      </w:r>
+      <w:r>
+        <w:rPr>
+          <w:i/>
+        </w:rPr>
+        <w:t xml:space="preserve"> Kafka event on success (designed; not wired in prototype).</w:t>
       </w:r>
     </w:p>
     <w:p/>
@@ -2803,17 +2862,18 @@
         <w:rPr>
           <w:i/>
         </w:rPr>
-        <w:lastRenderedPageBreak/>
         <w:t>Note: email and studentId are immutable after creation.</w:t>
       </w:r>
     </w:p>
-    <w:p/>
     <w:p>
       <w:pPr>
         <w:pStyle w:val="Heading3"/>
       </w:pPr>
       <w:r>
-        <w:t>GET  /health</w:t>
+        <w:t>GET /</w:t>
+      </w:r>
+      <w:r>
+        <w:t>health</w:t>
       </w:r>
     </w:p>
     <w:p>
@@ -3313,7 +3373,6 @@
         <w:rPr>
           <w:i/>
         </w:rPr>
-        <w:lastRenderedPageBreak/>
         <w:t>Status codes: 200, 401</w:t>
       </w:r>
     </w:p>
@@ -3732,7 +3791,6 @@
           </w:tcPr>
           <w:p>
             <w:r>
-              <w:lastRenderedPageBreak/>
               <w:t>GET</w:t>
             </w:r>
           </w:p>
@@ -3859,6 +3917,7 @@
         <w:pStyle w:val="Heading3"/>
       </w:pPr>
       <w:r>
+        <w:lastRenderedPageBreak/>
         <w:t>POST  /api/exams</w:t>
       </w:r>
     </w:p>
@@ -4161,7 +4220,6 @@
         <w:rPr>
           <w:i/>
         </w:rPr>
-        <w:lastRenderedPageBreak/>
         <w:t>Status codes: 201, 400, 401, 404, 409, 502</w:t>
       </w:r>
     </w:p>
@@ -4173,12 +4231,14 @@
         <w:t>Note: Makes internal GET /api/students/:id call to Student Service. 404 if student not found. 502 if Student Service is down.</w:t>
       </w:r>
     </w:p>
+    <w:p/>
     <w:p/>
     <w:p>
       <w:pPr>
         <w:pStyle w:val="Heading3"/>
       </w:pPr>
       <w:r>
+        <w:lastRenderedPageBreak/>
         <w:t>GET  /api/exams/:id/entries</w:t>
       </w:r>
     </w:p>
@@ -4324,10 +4384,10 @@
         <w:tblLook w:val="04A0" w:firstRow="1" w:lastRow="0" w:firstColumn="1" w:lastColumn="0" w:noHBand="0" w:noVBand="1"/>
       </w:tblPr>
       <w:tblGrid>
-        <w:gridCol w:w="1818"/>
+        <w:gridCol w:w="1802"/>
         <w:gridCol w:w="3267"/>
-        <w:gridCol w:w="1734"/>
-        <w:gridCol w:w="2037"/>
+        <w:gridCol w:w="1714"/>
+        <w:gridCol w:w="2073"/>
       </w:tblGrid>
       <w:tr>
         <w:tc>
@@ -4558,7 +4618,16 @@
           </w:tcPr>
           <w:p>
             <w:r>
-              <w:t>Publish a result — sets publishedAt and emits result.published Kafka event</w:t>
+              <w:t xml:space="preserve">Publish a result — sets publishedAt and emits </w:t>
+            </w:r>
+            <w:r>
+              <w:rPr>
+                <w:b/>
+              </w:rPr>
+              <w:t>result.published</w:t>
+            </w:r>
+            <w:r>
+              <w:t xml:space="preserve"> Kafka event</w:t>
             </w:r>
           </w:p>
         </w:tc>
@@ -4611,8 +4680,26 @@
       <w:pPr>
         <w:pStyle w:val="Heading3"/>
       </w:pPr>
-      <w:r>
-        <w:t>POST  /api/results</w:t>
+    </w:p>
+    <w:p>
+      <w:pPr>
+        <w:pStyle w:val="Heading3"/>
+      </w:pPr>
+    </w:p>
+    <w:p>
+      <w:pPr>
+        <w:pStyle w:val="Heading3"/>
+      </w:pPr>
+      <w:r>
+        <w:t>POST /</w:t>
+      </w:r>
+      <w:proofErr w:type="spellStart"/>
+      <w:r>
+        <w:t>api</w:t>
+      </w:r>
+      <w:proofErr w:type="spellEnd"/>
+      <w:r>
+        <w:t>/results</w:t>
       </w:r>
     </w:p>
     <w:p>
@@ -4923,7 +5010,21 @@
         <w:rPr>
           <w:i/>
         </w:rPr>
-        <w:t>Note: Emits result.published Kafka event with { studentId, examId, grade, score }.</w:t>
+        <w:lastRenderedPageBreak/>
+        <w:t xml:space="preserve">Note: Emits </w:t>
+      </w:r>
+      <w:r>
+        <w:rPr>
+          <w:b/>
+          <w:i/>
+        </w:rPr>
+        <w:t>result.published</w:t>
+      </w:r>
+      <w:r>
+        <w:rPr>
+          <w:i/>
+        </w:rPr>
+        <w:t xml:space="preserve"> Kafka event with { studentId, examId, grade, score }.</w:t>
       </w:r>
     </w:p>
     <w:p/>
@@ -5262,14 +5363,34 @@
         <w:t>Note: Calls GET /api/results/student/:studentId on Result Service to fetch grades. Returns 502 if Result Service is unavailable.</w:t>
       </w:r>
     </w:p>
-    <w:p/>
     <w:p>
       <w:pPr>
         <w:pStyle w:val="Heading3"/>
       </w:pPr>
-      <w:r>
-        <w:t>GET  /api/transcripts/:studentId</w:t>
-      </w:r>
+    </w:p>
+    <w:p>
+      <w:pPr>
+        <w:pStyle w:val="Heading3"/>
+      </w:pPr>
+      <w:r>
+        <w:t>GET /</w:t>
+      </w:r>
+      <w:proofErr w:type="spellStart"/>
+      <w:r>
+        <w:t>api</w:t>
+      </w:r>
+      <w:proofErr w:type="spellEnd"/>
+      <w:r>
+        <w:t>/transcripts</w:t>
+      </w:r>
+      <w:proofErr w:type="gramStart"/>
+      <w:r>
+        <w:t>/:</w:t>
+      </w:r>
+      <w:r>
+        <w:t>student</w:t>
+      </w:r>
+      <w:proofErr w:type="gramEnd"/>
     </w:p>
     <w:p>
       <w:r>
@@ -5305,6 +5426,7 @@
         <w:pStyle w:val="Heading3"/>
       </w:pPr>
       <w:r>
+        <w:lastRenderedPageBreak/>
         <w:t>GET  /api/transcripts/:studentId/download</w:t>
       </w:r>
     </w:p>
@@ -5325,7 +5447,6 @@
           <w:rFonts w:ascii="Courier New" w:hAnsi="Courier New"/>
           <w:sz w:val="18"/>
         </w:rPr>
-        <w:lastRenderedPageBreak/>
         <w:t>application/pdf binary stream</w:t>
       </w:r>
     </w:p>
@@ -5551,7 +5672,22 @@
           <w:sz w:val="18"/>
         </w:rPr>
         <w:br/>
-        <w:t xml:space="preserve">  { "_id": "...", "studentId": "...", "event": "exam.registered", "sentAt": "...", "channel": "email" },</w:t>
+        <w:t xml:space="preserve">  { "_id": "...", "studentId": "...", "event": "</w:t>
+      </w:r>
+      <w:r>
+        <w:rPr>
+          <w:rFonts w:ascii="Courier New" w:hAnsi="Courier New"/>
+          <w:b/>
+          <w:sz w:val="18"/>
+        </w:rPr>
+        <w:t>exam.registered</w:t>
+      </w:r>
+      <w:r>
+        <w:rPr>
+          <w:rFonts w:ascii="Courier New" w:hAnsi="Courier New"/>
+          <w:sz w:val="18"/>
+        </w:rPr>
+        <w:t>", "sentAt": "...", "channel": "email" },</w:t>
       </w:r>
       <w:r>
         <w:rPr>
@@ -5831,7 +5967,11 @@
           </w:tcPr>
           <w:p>
             <w:r>
-              <w:t>Get student enrolment and performance statistics</w:t>
+              <w:t xml:space="preserve">Get student </w:t>
+            </w:r>
+            <w:r>
+              <w:lastRenderedPageBreak/>
+              <w:t>enrolment and performance statistics</w:t>
             </w:r>
           </w:p>
         </w:tc>
@@ -6170,7 +6310,6 @@
         <w:pStyle w:val="Heading1"/>
       </w:pPr>
       <w:r>
-        <w:lastRenderedPageBreak/>
         <w:t>10. Complete Endpoint Summary</w:t>
       </w:r>
     </w:p>
@@ -7719,7 +7858,6 @@
     <w:p/>
     <w:p>
       <w:r>
-        <w:rPr/>
         <w:t>References: Service Identification Table, Bounded Context Diagram, Service Communication Diagram.</w:t>
       </w:r>
     </w:p>
